--- a/硅谷101/Bonus｜StepN死亡螺旋开始？这或许是所有Web3产品的通病/全文_校读版.docx
+++ b/硅谷101/Bonus｜StepN死亡螺旋开始？这或许是所有Web3产品的通病/全文_校读版.docx
@@ -388,7 +388,7 @@
     </w:p>
     <w:p>
       <w:r>
-        <w:t>同时大家也可以给我们写邮件，我们的邮箱地址是podcastsv101.net。大家的邮件呢，我也都会看。那感谢大家的收听，谢谢。</w:t>
+        <w:t>同时大家也可以给我们写邮件，我们的邮箱地址是podcast@sv101.net。大家的邮件呢，我也都会看。那感谢大家的收听，谢谢。</w:t>
       </w:r>
     </w:p>
     <w:sectPr>
